--- a/2022/Drafts/Compliance Documents/NRCC/ADA Forms/2022-NRCC-LTS-E-SignLighting.docx
+++ b/2022/Drafts/Compliance Documents/NRCC/ADA Forms/2022-NRCC-LTS-E-SignLighting.docx
@@ -8537,23 +8537,59 @@
                 <w:rFonts w:ascii="Calibri" w:eastAsia="Times New Roman" w:hAnsi="Calibri" w:cs="Calibri"/>
               </w:rPr>
             </w:pPr>
-            <w:r>
-              <w:rPr>
-                <w:rFonts w:ascii="Calibri" w:eastAsia="Times New Roman" w:hAnsi="Calibri" w:cs="Calibri"/>
-              </w:rPr>
-              <w:t>LM</w:t>
-            </w:r>
-            <w:r>
-              <w:rPr>
-                <w:rFonts w:ascii="Calibri" w:eastAsia="Times New Roman" w:hAnsi="Calibri" w:cs="Calibri"/>
-              </w:rPr>
-              <w:t>CI-LTS-</w:t>
-            </w:r>
-            <w:r>
-              <w:rPr>
-                <w:rFonts w:ascii="Calibri" w:eastAsia="Times New Roman" w:hAnsi="Calibri" w:cs="Calibri"/>
-              </w:rPr>
-              <w:t>01-</w:t>
+            <w:del w:id="2" w:author="Haider Alhabibi" w:date="2024-02-01T13:51:00Z">
+              <w:r>
+                <w:rPr>
+                  <w:rFonts w:ascii="Calibri" w:eastAsia="Times New Roman" w:hAnsi="Calibri" w:cs="Calibri"/>
+                </w:rPr>
+                <w:delText>LM</w:delText>
+              </w:r>
+              <w:r>
+                <w:rPr>
+                  <w:rFonts w:ascii="Calibri" w:eastAsia="Times New Roman" w:hAnsi="Calibri" w:cs="Calibri"/>
+                </w:rPr>
+                <w:delText>CI</w:delText>
+              </w:r>
+            </w:del>
+            <w:ins w:id="3" w:author="Haider Alhabibi" w:date="2024-02-01T13:51:00Z">
+              <w:r>
+                <w:rPr>
+                  <w:rFonts w:ascii="Calibri" w:eastAsia="Times New Roman" w:hAnsi="Calibri" w:cs="Calibri"/>
+                </w:rPr>
+                <w:t>NR</w:t>
+              </w:r>
+              <w:r>
+                <w:rPr>
+                  <w:rFonts w:ascii="Calibri" w:eastAsia="Times New Roman" w:hAnsi="Calibri" w:cs="Calibri"/>
+                </w:rPr>
+                <w:t>CI</w:t>
+              </w:r>
+            </w:ins>
+            <w:r>
+              <w:rPr>
+                <w:rFonts w:ascii="Calibri" w:eastAsia="Times New Roman" w:hAnsi="Calibri" w:cs="Calibri"/>
+              </w:rPr>
+              <w:t>-LTS</w:t>
+            </w:r>
+            <w:del w:id="4" w:author="Haider Alhabibi" w:date="2024-02-01T13:52:00Z">
+              <w:r>
+                <w:rPr>
+                  <w:rFonts w:ascii="Calibri" w:eastAsia="Times New Roman" w:hAnsi="Calibri" w:cs="Calibri"/>
+                </w:rPr>
+                <w:delText>-</w:delText>
+              </w:r>
+              <w:r>
+                <w:rPr>
+                  <w:rFonts w:ascii="Calibri" w:eastAsia="Times New Roman" w:hAnsi="Calibri" w:cs="Calibri"/>
+                </w:rPr>
+                <w:delText>01</w:delText>
+              </w:r>
+            </w:del>
+            <w:r>
+              <w:rPr>
+                <w:rFonts w:ascii="Calibri" w:eastAsia="Times New Roman" w:hAnsi="Calibri" w:cs="Calibri"/>
+              </w:rPr>
+              <w:t>-</w:t>
             </w:r>
             <w:r>
               <w:rPr>
@@ -9995,12 +10031,8 @@
     <w:p>
       <w:pPr>
         <w:sectPr>
-          <w:headerReference w:type="even" r:id="rId11"/>
-          <w:headerReference w:type="default" r:id="rId12"/>
-          <w:footerReference w:type="even" r:id="rId13"/>
-          <w:footerReference w:type="default" r:id="rId14"/>
-          <w:headerReference w:type="first" r:id="rId15"/>
-          <w:footerReference w:type="first" r:id="rId16"/>
+          <w:headerReference w:type="default" r:id="rId11"/>
+          <w:footerReference w:type="default" r:id="rId12"/>
           <w:pgSz w:w="15840" w:h="12240" w:orient="landscape"/>
           <w:pgMar w:top="720" w:right="720" w:bottom="720" w:left="720" w:header="720" w:footer="720" w:gutter="0"/>
           <w:cols w:space="720"/>
@@ -10070,12 +10102,12 @@
           <w:bCs/>
         </w:rPr>
       </w:pPr>
-      <w:bookmarkStart w:id="2" w:name="_Hlk98238237"/>
+      <w:bookmarkStart w:id="5" w:name="_Hlk98238237"/>
       <w:r>
         <w:t>Select the applicable Occupancy Types within the Project.</w:t>
       </w:r>
     </w:p>
-    <w:bookmarkEnd w:id="2"/>
+    <w:bookmarkEnd w:id="5"/>
     <w:p>
       <w:pPr>
         <w:spacing w:after="0"/>
@@ -10303,8 +10335,13 @@
         </w:rPr>
       </w:pPr>
       <w:r>
-        <w:t>This field is filled out automatically</w:t>
+        <w:t xml:space="preserve">This field is filled out </w:t>
       </w:r>
+      <w:proofErr w:type="gramStart"/>
+      <w:r>
+        <w:t>automatically</w:t>
+      </w:r>
+      <w:proofErr w:type="gramEnd"/>
     </w:p>
     <w:p>
       <w:pPr>
@@ -10319,8 +10356,13 @@
         </w:rPr>
       </w:pPr>
       <w:r>
-        <w:t>This field is filled out automatically</w:t>
+        <w:t xml:space="preserve">This field is filled out </w:t>
       </w:r>
+      <w:proofErr w:type="gramStart"/>
+      <w:r>
+        <w:t>automatically</w:t>
+      </w:r>
+      <w:proofErr w:type="gramEnd"/>
     </w:p>
     <w:p>
       <w:pPr>
@@ -10554,8 +10596,13 @@
         </w:rPr>
       </w:pPr>
       <w:r>
-        <w:t>This field is filled out automatically</w:t>
+        <w:t xml:space="preserve">This field is filled out </w:t>
       </w:r>
+      <w:proofErr w:type="gramStart"/>
+      <w:r>
+        <w:t>automatically</w:t>
+      </w:r>
+      <w:proofErr w:type="gramEnd"/>
     </w:p>
     <w:p>
       <w:pPr>
@@ -10570,8 +10617,13 @@
         </w:rPr>
       </w:pPr>
       <w:r>
-        <w:t>This field is filled out automatically</w:t>
+        <w:t xml:space="preserve">This field is filled out </w:t>
       </w:r>
+      <w:proofErr w:type="gramStart"/>
+      <w:r>
+        <w:t>automatically</w:t>
+      </w:r>
+      <w:proofErr w:type="gramEnd"/>
     </w:p>
     <w:p>
       <w:pPr>
@@ -10676,8 +10728,13 @@
         </w:rPr>
       </w:pPr>
       <w:r>
-        <w:t>This field is filled out automatically</w:t>
+        <w:t xml:space="preserve">This field is filled out </w:t>
       </w:r>
+      <w:proofErr w:type="gramStart"/>
+      <w:r>
+        <w:t>automatically</w:t>
+      </w:r>
+      <w:proofErr w:type="gramEnd"/>
     </w:p>
     <w:p>
       <w:pPr>
@@ -10692,8 +10749,13 @@
         </w:rPr>
       </w:pPr>
       <w:r>
-        <w:t>This field is filled out automatically</w:t>
+        <w:t xml:space="preserve">This field is filled out </w:t>
       </w:r>
+      <w:proofErr w:type="gramStart"/>
+      <w:r>
+        <w:t>automatically</w:t>
+      </w:r>
+      <w:proofErr w:type="gramEnd"/>
     </w:p>
     <w:p>
       <w:pPr>
@@ -10845,7 +10907,7 @@
       </w:r>
     </w:p>
     <w:sectPr>
-      <w:headerReference w:type="default" r:id="rId17"/>
+      <w:headerReference w:type="default" r:id="rId13"/>
       <w:pgSz w:w="15840" w:h="12240" w:orient="landscape"/>
       <w:pgMar w:top="720" w:right="720" w:bottom="720" w:left="720" w:header="720" w:footer="720" w:gutter="0"/>
       <w:pgNumType w:start="1"/>
@@ -10878,20 +10940,17 @@
       </w:r>
     </w:p>
   </w:endnote>
+  <w:endnote w:type="continuationNotice" w:id="1">
+    <w:p>
+      <w:pPr>
+        <w:spacing w:after="0" w:line="240" w:lineRule="auto"/>
+      </w:pPr>
+    </w:p>
+  </w:endnote>
 </w:endnotes>
 </file>
 
 <file path=word/footer1.xml><?xml version="1.0" encoding="utf-8"?>
-<w:ftr xmlns:wpc="http://schemas.microsoft.com/office/word/2010/wordprocessingCanvas" xmlns:cx="http://schemas.microsoft.com/office/drawing/2014/chartex" xmlns:cx1="http://schemas.microsoft.com/office/drawing/2015/9/8/chartex" xmlns:cx2="http://schemas.microsoft.com/office/drawing/2015/10/21/chartex" xmlns:cx3="http://schemas.microsoft.com/office/drawing/2016/5/9/chartex" xmlns:cx4="http://schemas.microsoft.com/office/drawing/2016/5/10/chartex" xmlns:cx5="http://schemas.microsoft.com/office/drawing/2016/5/11/chartex" xmlns:cx6="http://schemas.microsoft.com/office/drawing/2016/5/12/chartex" xmlns:cx7="http://schemas.microsoft.com/office/drawing/2016/5/13/chartex" xmlns:cx8="http://schemas.microsoft.com/office/drawing/2016/5/14/chartex" xmlns:mc="http://schemas.openxmlformats.org/markup-compatibility/2006" xmlns:aink="http://schemas.microsoft.com/office/drawing/2016/ink" xmlns:am3d="http://schemas.microsoft.com/office/drawing/2017/model3d" xmlns:o="urn:schemas-microsoft-com:office:office" xmlns:oel="http://schemas.microsoft.com/office/2019/extlst" xmlns:r="http://schemas.openxmlformats.org/officeDocument/2006/relationships" xmlns:m="http://schemas.openxmlformats.org/officeDocument/2006/math" xmlns:v="urn:schemas-microsoft-com:vml" xmlns:wp14="http://schemas.microsoft.com/office/word/2010/wordprocessingDrawing" xmlns:wp="http://schemas.openxmlformats.org/drawingml/2006/wordprocessingDrawing" xmlns:w10="urn:schemas-microsoft-com:office:word" xmlns:w="http://schemas.openxmlformats.org/wordprocessingml/2006/main" xmlns:w14="http://schemas.microsoft.com/office/word/2010/wordml" xmlns:w15="http://schemas.microsoft.com/office/word/2012/wordml" xmlns:w16cex="http://schemas.microsoft.com/office/word/2018/wordml/cex" xmlns:w16cid="http://schemas.microsoft.com/office/word/2016/wordml/cid" xmlns:w16="http://schemas.microsoft.com/office/word/2018/wordml" xmlns:w16sdtdh="http://schemas.microsoft.com/office/word/2020/wordml/sdtdatahash" xmlns:w16se="http://schemas.microsoft.com/office/word/2015/wordml/symex" xmlns:wpg="http://schemas.microsoft.com/office/word/2010/wordprocessingGroup" xmlns:wpi="http://schemas.microsoft.com/office/word/2010/wordprocessingInk" xmlns:wne="http://schemas.microsoft.com/office/word/2006/wordml" xmlns:wps="http://schemas.microsoft.com/office/word/2010/wordprocessingShape" mc:Ignorable="w14 w15 w16se w16cid w16 w16cex w16sdtdh wp14">
-  <w:p>
-    <w:pPr>
-      <w:pStyle w:val="Footer"/>
-    </w:pPr>
-  </w:p>
-</w:ftr>
-</file>
-
-<file path=word/footer2.xml><?xml version="1.0" encoding="utf-8"?>
 <w:ftr xmlns:wpc="http://schemas.microsoft.com/office/word/2010/wordprocessingCanvas" xmlns:cx="http://schemas.microsoft.com/office/drawing/2014/chartex" xmlns:cx1="http://schemas.microsoft.com/office/drawing/2015/9/8/chartex" xmlns:cx2="http://schemas.microsoft.com/office/drawing/2015/10/21/chartex" xmlns:cx3="http://schemas.microsoft.com/office/drawing/2016/5/9/chartex" xmlns:cx4="http://schemas.microsoft.com/office/drawing/2016/5/10/chartex" xmlns:cx5="http://schemas.microsoft.com/office/drawing/2016/5/11/chartex" xmlns:cx6="http://schemas.microsoft.com/office/drawing/2016/5/12/chartex" xmlns:cx7="http://schemas.microsoft.com/office/drawing/2016/5/13/chartex" xmlns:cx8="http://schemas.microsoft.com/office/drawing/2016/5/14/chartex" xmlns:mc="http://schemas.openxmlformats.org/markup-compatibility/2006" xmlns:aink="http://schemas.microsoft.com/office/drawing/2016/ink" xmlns:am3d="http://schemas.microsoft.com/office/drawing/2017/model3d" xmlns:o="urn:schemas-microsoft-com:office:office" xmlns:oel="http://schemas.microsoft.com/office/2019/extlst" xmlns:r="http://schemas.openxmlformats.org/officeDocument/2006/relationships" xmlns:m="http://schemas.openxmlformats.org/officeDocument/2006/math" xmlns:v="urn:schemas-microsoft-com:vml" xmlns:wp14="http://schemas.microsoft.com/office/word/2010/wordprocessingDrawing" xmlns:wp="http://schemas.openxmlformats.org/drawingml/2006/wordprocessingDrawing" xmlns:w10="urn:schemas-microsoft-com:office:word" xmlns:w="http://schemas.openxmlformats.org/wordprocessingml/2006/main" xmlns:w14="http://schemas.microsoft.com/office/word/2010/wordml" xmlns:w15="http://schemas.microsoft.com/office/word/2012/wordml" xmlns:w16cex="http://schemas.microsoft.com/office/word/2018/wordml/cex" xmlns:w16cid="http://schemas.microsoft.com/office/word/2016/wordml/cid" xmlns:w16="http://schemas.microsoft.com/office/word/2018/wordml" xmlns:w16sdtdh="http://schemas.microsoft.com/office/word/2020/wordml/sdtdatahash" xmlns:w16se="http://schemas.microsoft.com/office/word/2015/wordml/symex" xmlns:wpg="http://schemas.microsoft.com/office/word/2010/wordprocessingGroup" xmlns:wpi="http://schemas.microsoft.com/office/word/2010/wordprocessingInk" xmlns:wne="http://schemas.microsoft.com/office/word/2006/wordml" xmlns:wps="http://schemas.microsoft.com/office/word/2010/wordprocessingShape" mc:Ignorable="w14 w15 w16se w16cid w16 w16cex w16sdtdh wp14">
   <w:p>
     <w:pPr>
@@ -11087,16 +11146,6 @@
 </w:ftr>
 </file>
 
-<file path=word/footer3.xml><?xml version="1.0" encoding="utf-8"?>
-<w:ftr xmlns:wpc="http://schemas.microsoft.com/office/word/2010/wordprocessingCanvas" xmlns:cx="http://schemas.microsoft.com/office/drawing/2014/chartex" xmlns:cx1="http://schemas.microsoft.com/office/drawing/2015/9/8/chartex" xmlns:cx2="http://schemas.microsoft.com/office/drawing/2015/10/21/chartex" xmlns:cx3="http://schemas.microsoft.com/office/drawing/2016/5/9/chartex" xmlns:cx4="http://schemas.microsoft.com/office/drawing/2016/5/10/chartex" xmlns:cx5="http://schemas.microsoft.com/office/drawing/2016/5/11/chartex" xmlns:cx6="http://schemas.microsoft.com/office/drawing/2016/5/12/chartex" xmlns:cx7="http://schemas.microsoft.com/office/drawing/2016/5/13/chartex" xmlns:cx8="http://schemas.microsoft.com/office/drawing/2016/5/14/chartex" xmlns:mc="http://schemas.openxmlformats.org/markup-compatibility/2006" xmlns:aink="http://schemas.microsoft.com/office/drawing/2016/ink" xmlns:am3d="http://schemas.microsoft.com/office/drawing/2017/model3d" xmlns:o="urn:schemas-microsoft-com:office:office" xmlns:oel="http://schemas.microsoft.com/office/2019/extlst" xmlns:r="http://schemas.openxmlformats.org/officeDocument/2006/relationships" xmlns:m="http://schemas.openxmlformats.org/officeDocument/2006/math" xmlns:v="urn:schemas-microsoft-com:vml" xmlns:wp14="http://schemas.microsoft.com/office/word/2010/wordprocessingDrawing" xmlns:wp="http://schemas.openxmlformats.org/drawingml/2006/wordprocessingDrawing" xmlns:w10="urn:schemas-microsoft-com:office:word" xmlns:w="http://schemas.openxmlformats.org/wordprocessingml/2006/main" xmlns:w14="http://schemas.microsoft.com/office/word/2010/wordml" xmlns:w15="http://schemas.microsoft.com/office/word/2012/wordml" xmlns:w16cex="http://schemas.microsoft.com/office/word/2018/wordml/cex" xmlns:w16cid="http://schemas.microsoft.com/office/word/2016/wordml/cid" xmlns:w16="http://schemas.microsoft.com/office/word/2018/wordml" xmlns:w16sdtdh="http://schemas.microsoft.com/office/word/2020/wordml/sdtdatahash" xmlns:w16se="http://schemas.microsoft.com/office/word/2015/wordml/symex" xmlns:wpg="http://schemas.microsoft.com/office/word/2010/wordprocessingGroup" xmlns:wpi="http://schemas.microsoft.com/office/word/2010/wordprocessingInk" xmlns:wne="http://schemas.microsoft.com/office/word/2006/wordml" xmlns:wps="http://schemas.microsoft.com/office/word/2010/wordprocessingShape" mc:Ignorable="w14 w15 w16se w16cid w16 w16cex w16sdtdh wp14">
-  <w:p>
-    <w:pPr>
-      <w:pStyle w:val="Footer"/>
-    </w:pPr>
-  </w:p>
-</w:ftr>
-</file>
-
 <file path=word/footnotes.xml><?xml version="1.0" encoding="utf-8"?>
 <w:footnotes xmlns:wpc="http://schemas.microsoft.com/office/word/2010/wordprocessingCanvas" xmlns:cx="http://schemas.microsoft.com/office/drawing/2014/chartex" xmlns:cx1="http://schemas.microsoft.com/office/drawing/2015/9/8/chartex" xmlns:cx2="http://schemas.microsoft.com/office/drawing/2015/10/21/chartex" xmlns:cx3="http://schemas.microsoft.com/office/drawing/2016/5/9/chartex" xmlns:cx4="http://schemas.microsoft.com/office/drawing/2016/5/10/chartex" xmlns:cx5="http://schemas.microsoft.com/office/drawing/2016/5/11/chartex" xmlns:cx6="http://schemas.microsoft.com/office/drawing/2016/5/12/chartex" xmlns:cx7="http://schemas.microsoft.com/office/drawing/2016/5/13/chartex" xmlns:cx8="http://schemas.microsoft.com/office/drawing/2016/5/14/chartex" xmlns:mc="http://schemas.openxmlformats.org/markup-compatibility/2006" xmlns:aink="http://schemas.microsoft.com/office/drawing/2016/ink" xmlns:am3d="http://schemas.microsoft.com/office/drawing/2017/model3d" xmlns:o="urn:schemas-microsoft-com:office:office" xmlns:oel="http://schemas.microsoft.com/office/2019/extlst" xmlns:r="http://schemas.openxmlformats.org/officeDocument/2006/relationships" xmlns:m="http://schemas.openxmlformats.org/officeDocument/2006/math" xmlns:v="urn:schemas-microsoft-com:vml" xmlns:wp14="http://schemas.microsoft.com/office/word/2010/wordprocessingDrawing" xmlns:wp="http://schemas.openxmlformats.org/drawingml/2006/wordprocessingDrawing" xmlns:w10="urn:schemas-microsoft-com:office:word" xmlns:w="http://schemas.openxmlformats.org/wordprocessingml/2006/main" xmlns:w14="http://schemas.microsoft.com/office/word/2010/wordml" xmlns:w15="http://schemas.microsoft.com/office/word/2012/wordml" xmlns:w16cex="http://schemas.microsoft.com/office/word/2018/wordml/cex" xmlns:w16cid="http://schemas.microsoft.com/office/word/2016/wordml/cid" xmlns:w16="http://schemas.microsoft.com/office/word/2018/wordml" xmlns:w16sdtdh="http://schemas.microsoft.com/office/word/2020/wordml/sdtdatahash" xmlns:w16se="http://schemas.microsoft.com/office/word/2015/wordml/symex" xmlns:wpg="http://schemas.microsoft.com/office/word/2010/wordprocessingGroup" xmlns:wpi="http://schemas.microsoft.com/office/word/2010/wordprocessingInk" xmlns:wne="http://schemas.microsoft.com/office/word/2006/wordml" xmlns:wps="http://schemas.microsoft.com/office/word/2010/wordprocessingShape" mc:Ignorable="w14 w15 w16se w16cid w16 w16cex w16sdtdh wp14">
   <w:footnote w:type="separator" w:id="-1">
@@ -11119,20 +11168,17 @@
       </w:r>
     </w:p>
   </w:footnote>
+  <w:footnote w:type="continuationNotice" w:id="1">
+    <w:p>
+      <w:pPr>
+        <w:spacing w:after="0" w:line="240" w:lineRule="auto"/>
+      </w:pPr>
+    </w:p>
+  </w:footnote>
 </w:footnotes>
 </file>
 
 <file path=word/header1.xml><?xml version="1.0" encoding="utf-8"?>
-<w:hdr xmlns:wpc="http://schemas.microsoft.com/office/word/2010/wordprocessingCanvas" xmlns:cx="http://schemas.microsoft.com/office/drawing/2014/chartex" xmlns:cx1="http://schemas.microsoft.com/office/drawing/2015/9/8/chartex" xmlns:cx2="http://schemas.microsoft.com/office/drawing/2015/10/21/chartex" xmlns:cx3="http://schemas.microsoft.com/office/drawing/2016/5/9/chartex" xmlns:cx4="http://schemas.microsoft.com/office/drawing/2016/5/10/chartex" xmlns:cx5="http://schemas.microsoft.com/office/drawing/2016/5/11/chartex" xmlns:cx6="http://schemas.microsoft.com/office/drawing/2016/5/12/chartex" xmlns:cx7="http://schemas.microsoft.com/office/drawing/2016/5/13/chartex" xmlns:cx8="http://schemas.microsoft.com/office/drawing/2016/5/14/chartex" xmlns:mc="http://schemas.openxmlformats.org/markup-compatibility/2006" xmlns:aink="http://schemas.microsoft.com/office/drawing/2016/ink" xmlns:am3d="http://schemas.microsoft.com/office/drawing/2017/model3d" xmlns:o="urn:schemas-microsoft-com:office:office" xmlns:oel="http://schemas.microsoft.com/office/2019/extlst" xmlns:r="http://schemas.openxmlformats.org/officeDocument/2006/relationships" xmlns:m="http://schemas.openxmlformats.org/officeDocument/2006/math" xmlns:v="urn:schemas-microsoft-com:vml" xmlns:wp14="http://schemas.microsoft.com/office/word/2010/wordprocessingDrawing" xmlns:wp="http://schemas.openxmlformats.org/drawingml/2006/wordprocessingDrawing" xmlns:w10="urn:schemas-microsoft-com:office:word" xmlns:w="http://schemas.openxmlformats.org/wordprocessingml/2006/main" xmlns:w14="http://schemas.microsoft.com/office/word/2010/wordml" xmlns:w15="http://schemas.microsoft.com/office/word/2012/wordml" xmlns:w16cex="http://schemas.microsoft.com/office/word/2018/wordml/cex" xmlns:w16cid="http://schemas.microsoft.com/office/word/2016/wordml/cid" xmlns:w16="http://schemas.microsoft.com/office/word/2018/wordml" xmlns:w16sdtdh="http://schemas.microsoft.com/office/word/2020/wordml/sdtdatahash" xmlns:w16se="http://schemas.microsoft.com/office/word/2015/wordml/symex" xmlns:wpg="http://schemas.microsoft.com/office/word/2010/wordprocessingGroup" xmlns:wpi="http://schemas.microsoft.com/office/word/2010/wordprocessingInk" xmlns:wne="http://schemas.microsoft.com/office/word/2006/wordml" xmlns:wps="http://schemas.microsoft.com/office/word/2010/wordprocessingShape" mc:Ignorable="w14 w15 w16se w16cid w16 w16cex w16sdtdh wp14">
-  <w:p>
-    <w:pPr>
-      <w:pStyle w:val="Header"/>
-    </w:pPr>
-  </w:p>
-</w:hdr>
-</file>
-
-<file path=word/header2.xml><?xml version="1.0" encoding="utf-8"?>
 <w:hdr xmlns:wpc="http://schemas.microsoft.com/office/word/2010/wordprocessingCanvas" xmlns:cx="http://schemas.microsoft.com/office/drawing/2014/chartex" xmlns:cx1="http://schemas.microsoft.com/office/drawing/2015/9/8/chartex" xmlns:cx2="http://schemas.microsoft.com/office/drawing/2015/10/21/chartex" xmlns:cx3="http://schemas.microsoft.com/office/drawing/2016/5/9/chartex" xmlns:cx4="http://schemas.microsoft.com/office/drawing/2016/5/10/chartex" xmlns:cx5="http://schemas.microsoft.com/office/drawing/2016/5/11/chartex" xmlns:cx6="http://schemas.microsoft.com/office/drawing/2016/5/12/chartex" xmlns:cx7="http://schemas.microsoft.com/office/drawing/2016/5/13/chartex" xmlns:cx8="http://schemas.microsoft.com/office/drawing/2016/5/14/chartex" xmlns:mc="http://schemas.openxmlformats.org/markup-compatibility/2006" xmlns:aink="http://schemas.microsoft.com/office/drawing/2016/ink" xmlns:am3d="http://schemas.microsoft.com/office/drawing/2017/model3d" xmlns:o="urn:schemas-microsoft-com:office:office" xmlns:oel="http://schemas.microsoft.com/office/2019/extlst" xmlns:r="http://schemas.openxmlformats.org/officeDocument/2006/relationships" xmlns:m="http://schemas.openxmlformats.org/officeDocument/2006/math" xmlns:v="urn:schemas-microsoft-com:vml" xmlns:wp14="http://schemas.microsoft.com/office/word/2010/wordprocessingDrawing" xmlns:wp="http://schemas.openxmlformats.org/drawingml/2006/wordprocessingDrawing" xmlns:w10="urn:schemas-microsoft-com:office:word" xmlns:w="http://schemas.openxmlformats.org/wordprocessingml/2006/main" xmlns:w14="http://schemas.microsoft.com/office/word/2010/wordml" xmlns:w15="http://schemas.microsoft.com/office/word/2012/wordml" xmlns:w16cex="http://schemas.microsoft.com/office/word/2018/wordml/cex" xmlns:w16cid="http://schemas.microsoft.com/office/word/2016/wordml/cid" xmlns:w16="http://schemas.microsoft.com/office/word/2018/wordml" xmlns:w16sdtdh="http://schemas.microsoft.com/office/word/2020/wordml/sdtdatahash" xmlns:w16se="http://schemas.microsoft.com/office/word/2015/wordml/symex" xmlns:wpg="http://schemas.microsoft.com/office/word/2010/wordprocessingGroup" xmlns:wpi="http://schemas.microsoft.com/office/word/2010/wordprocessingInk" xmlns:wne="http://schemas.microsoft.com/office/word/2006/wordml" xmlns:wps="http://schemas.microsoft.com/office/word/2010/wordprocessingShape" mc:Ignorable="w14 w15 w16se w16cid w16 w16cex w16sdtdh wp14">
   <w:p>
     <w:pPr>
@@ -11148,62 +11194,6 @@
         <w:szCs w:val="28"/>
       </w:rPr>
     </w:pPr>
-    <w:sdt>
-      <w:sdtPr>
-        <w:rPr>
-          <w:rFonts w:cstheme="minorHAnsi"/>
-          <w:noProof/>
-          <w:sz w:val="28"/>
-          <w:szCs w:val="28"/>
-        </w:rPr>
-        <w:id w:val="1771661575"/>
-        <w:docPartObj>
-          <w:docPartGallery w:val="Watermarks"/>
-          <w:docPartUnique/>
-        </w:docPartObj>
-      </w:sdtPr>
-      <w:sdtContent>
-        <w:r>
-          <w:rPr>
-            <w:rFonts w:cstheme="minorHAnsi"/>
-            <w:noProof/>
-            <w:sz w:val="28"/>
-            <w:szCs w:val="28"/>
-          </w:rPr>
-          <w:pict w14:anchorId="0D05F4F7">
-            <v:shapetype id="_x0000_t136" coordsize="21600,21600" o:spt="136" adj="10800" path="m@7,l@8,m@5,21600l@6,21600e">
-              <v:formulas>
-                <v:f eqn="sum #0 0 10800"/>
-                <v:f eqn="prod #0 2 1"/>
-                <v:f eqn="sum 21600 0 @1"/>
-                <v:f eqn="sum 0 0 @2"/>
-                <v:f eqn="sum 21600 0 @3"/>
-                <v:f eqn="if @0 @3 0"/>
-                <v:f eqn="if @0 21600 @1"/>
-                <v:f eqn="if @0 0 @2"/>
-                <v:f eqn="if @0 @4 21600"/>
-                <v:f eqn="mid @5 @6"/>
-                <v:f eqn="mid @8 @5"/>
-                <v:f eqn="mid @7 @8"/>
-                <v:f eqn="mid @6 @7"/>
-                <v:f eqn="sum @6 0 @5"/>
-              </v:formulas>
-              <v:path textpathok="t" o:connecttype="custom" o:connectlocs="@9,0;@10,10800;@11,21600;@12,10800" o:connectangles="270,180,90,0"/>
-              <v:textpath on="t" fitshape="t"/>
-              <v:handles>
-                <v:h position="#0,bottomRight" xrange="6629,14971"/>
-              </v:handles>
-              <o:lock v:ext="edit" text="t" shapetype="t"/>
-            </v:shapetype>
-            <v:shape id="PowerPlusWaterMarkObject357831064" o:spid="_x0000_s6145" type="#_x0000_t136" style="position:absolute;left:0;text-align:left;margin-left:0;margin-top:0;width:412.4pt;height:247.45pt;rotation:315;z-index:-251649024;mso-position-horizontal:center;mso-position-horizontal-relative:margin;mso-position-vertical:center;mso-position-vertical-relative:margin" o:allowincell="f" fillcolor="silver" stroked="f">
-              <v:fill opacity=".5"/>
-              <v:textpath style="font-family:&quot;Calibri&quot;;font-size:1pt" string="DRAFT"/>
-              <w10:wrap anchorx="margin" anchory="margin"/>
-            </v:shape>
-          </w:pict>
-        </w:r>
-      </w:sdtContent>
-    </w:sdt>
     <w:r>
       <w:rPr>
         <w:rFonts w:cstheme="minorHAnsi"/>
@@ -11212,7 +11202,7 @@
         <w:szCs w:val="28"/>
       </w:rPr>
       <w:drawing>
-        <wp:anchor distT="0" distB="0" distL="114300" distR="114300" simplePos="0" relativeHeight="251665408" behindDoc="0" locked="0" layoutInCell="1" allowOverlap="1" wp14:anchorId="54D61051" wp14:editId="333CDCDA">
+        <wp:anchor distT="0" distB="0" distL="114300" distR="114300" simplePos="0" relativeHeight="251658240" behindDoc="0" locked="0" layoutInCell="1" allowOverlap="1" wp14:anchorId="54D61051" wp14:editId="333CDCDA">
           <wp:simplePos x="0" y="0"/>
           <wp:positionH relativeFrom="column">
             <wp:posOffset>0</wp:posOffset>
@@ -11427,17 +11417,7 @@
 </w:hdr>
 </file>
 
-<file path=word/header3.xml><?xml version="1.0" encoding="utf-8"?>
-<w:hdr xmlns:wpc="http://schemas.microsoft.com/office/word/2010/wordprocessingCanvas" xmlns:cx="http://schemas.microsoft.com/office/drawing/2014/chartex" xmlns:cx1="http://schemas.microsoft.com/office/drawing/2015/9/8/chartex" xmlns:cx2="http://schemas.microsoft.com/office/drawing/2015/10/21/chartex" xmlns:cx3="http://schemas.microsoft.com/office/drawing/2016/5/9/chartex" xmlns:cx4="http://schemas.microsoft.com/office/drawing/2016/5/10/chartex" xmlns:cx5="http://schemas.microsoft.com/office/drawing/2016/5/11/chartex" xmlns:cx6="http://schemas.microsoft.com/office/drawing/2016/5/12/chartex" xmlns:cx7="http://schemas.microsoft.com/office/drawing/2016/5/13/chartex" xmlns:cx8="http://schemas.microsoft.com/office/drawing/2016/5/14/chartex" xmlns:mc="http://schemas.openxmlformats.org/markup-compatibility/2006" xmlns:aink="http://schemas.microsoft.com/office/drawing/2016/ink" xmlns:am3d="http://schemas.microsoft.com/office/drawing/2017/model3d" xmlns:o="urn:schemas-microsoft-com:office:office" xmlns:oel="http://schemas.microsoft.com/office/2019/extlst" xmlns:r="http://schemas.openxmlformats.org/officeDocument/2006/relationships" xmlns:m="http://schemas.openxmlformats.org/officeDocument/2006/math" xmlns:v="urn:schemas-microsoft-com:vml" xmlns:wp14="http://schemas.microsoft.com/office/word/2010/wordprocessingDrawing" xmlns:wp="http://schemas.openxmlformats.org/drawingml/2006/wordprocessingDrawing" xmlns:w10="urn:schemas-microsoft-com:office:word" xmlns:w="http://schemas.openxmlformats.org/wordprocessingml/2006/main" xmlns:w14="http://schemas.microsoft.com/office/word/2010/wordml" xmlns:w15="http://schemas.microsoft.com/office/word/2012/wordml" xmlns:w16cex="http://schemas.microsoft.com/office/word/2018/wordml/cex" xmlns:w16cid="http://schemas.microsoft.com/office/word/2016/wordml/cid" xmlns:w16="http://schemas.microsoft.com/office/word/2018/wordml" xmlns:w16sdtdh="http://schemas.microsoft.com/office/word/2020/wordml/sdtdatahash" xmlns:w16se="http://schemas.microsoft.com/office/word/2015/wordml/symex" xmlns:wpg="http://schemas.microsoft.com/office/word/2010/wordprocessingGroup" xmlns:wpi="http://schemas.microsoft.com/office/word/2010/wordprocessingInk" xmlns:wne="http://schemas.microsoft.com/office/word/2006/wordml" xmlns:wps="http://schemas.microsoft.com/office/word/2010/wordprocessingShape" mc:Ignorable="w14 w15 w16se w16cid w16 w16cex w16sdtdh wp14">
-  <w:p>
-    <w:pPr>
-      <w:pStyle w:val="Header"/>
-    </w:pPr>
-  </w:p>
-</w:hdr>
-</file>
-
-<file path=word/header4.xml><?xml version="1.0" encoding="utf-8"?>
+<file path=word/header2.xml><?xml version="1.0" encoding="utf-8"?>
 <w:hdr xmlns:wpc="http://schemas.microsoft.com/office/word/2010/wordprocessingCanvas" xmlns:cx="http://schemas.microsoft.com/office/drawing/2014/chartex" xmlns:cx1="http://schemas.microsoft.com/office/drawing/2015/9/8/chartex" xmlns:cx2="http://schemas.microsoft.com/office/drawing/2015/10/21/chartex" xmlns:cx3="http://schemas.microsoft.com/office/drawing/2016/5/9/chartex" xmlns:cx4="http://schemas.microsoft.com/office/drawing/2016/5/10/chartex" xmlns:cx5="http://schemas.microsoft.com/office/drawing/2016/5/11/chartex" xmlns:cx6="http://schemas.microsoft.com/office/drawing/2016/5/12/chartex" xmlns:cx7="http://schemas.microsoft.com/office/drawing/2016/5/13/chartex" xmlns:cx8="http://schemas.microsoft.com/office/drawing/2016/5/14/chartex" xmlns:mc="http://schemas.openxmlformats.org/markup-compatibility/2006" xmlns:aink="http://schemas.microsoft.com/office/drawing/2016/ink" xmlns:am3d="http://schemas.microsoft.com/office/drawing/2017/model3d" xmlns:o="urn:schemas-microsoft-com:office:office" xmlns:oel="http://schemas.microsoft.com/office/2019/extlst" xmlns:r="http://schemas.openxmlformats.org/officeDocument/2006/relationships" xmlns:m="http://schemas.openxmlformats.org/officeDocument/2006/math" xmlns:v="urn:schemas-microsoft-com:vml" xmlns:wp14="http://schemas.microsoft.com/office/word/2010/wordprocessingDrawing" xmlns:wp="http://schemas.openxmlformats.org/drawingml/2006/wordprocessingDrawing" xmlns:w10="urn:schemas-microsoft-com:office:word" xmlns:w="http://schemas.openxmlformats.org/wordprocessingml/2006/main" xmlns:w14="http://schemas.microsoft.com/office/word/2010/wordml" xmlns:w15="http://schemas.microsoft.com/office/word/2012/wordml" xmlns:w16cex="http://schemas.microsoft.com/office/word/2018/wordml/cex" xmlns:w16cid="http://schemas.microsoft.com/office/word/2016/wordml/cid" xmlns:w16="http://schemas.microsoft.com/office/word/2018/wordml" xmlns:w16sdtdh="http://schemas.microsoft.com/office/word/2020/wordml/sdtdatahash" xmlns:w16se="http://schemas.microsoft.com/office/word/2015/wordml/symex" xmlns:wpg="http://schemas.microsoft.com/office/word/2010/wordprocessingGroup" xmlns:wpi="http://schemas.microsoft.com/office/word/2010/wordprocessingInk" xmlns:wne="http://schemas.microsoft.com/office/word/2006/wordml" xmlns:wps="http://schemas.microsoft.com/office/word/2010/wordprocessingShape" mc:Ignorable="w14 w15 w16se w16cid w16 w16cex w16sdtdh wp14">
   <w:tbl>
     <w:tblPr>
@@ -12993,6 +12973,14 @@
     <w:abstractNumId w:val="11"/>
   </w:num>
 </w:numbering>
+</file>
+
+<file path=word/people.xml><?xml version="1.0" encoding="utf-8"?>
+<w15:people xmlns:wpc="http://schemas.microsoft.com/office/word/2010/wordprocessingCanvas" xmlns:cx="http://schemas.microsoft.com/office/drawing/2014/chartex" xmlns:cx1="http://schemas.microsoft.com/office/drawing/2015/9/8/chartex" xmlns:cx2="http://schemas.microsoft.com/office/drawing/2015/10/21/chartex" xmlns:cx3="http://schemas.microsoft.com/office/drawing/2016/5/9/chartex" xmlns:cx4="http://schemas.microsoft.com/office/drawing/2016/5/10/chartex" xmlns:cx5="http://schemas.microsoft.com/office/drawing/2016/5/11/chartex" xmlns:cx6="http://schemas.microsoft.com/office/drawing/2016/5/12/chartex" xmlns:cx7="http://schemas.microsoft.com/office/drawing/2016/5/13/chartex" xmlns:cx8="http://schemas.microsoft.com/office/drawing/2016/5/14/chartex" xmlns:mc="http://schemas.openxmlformats.org/markup-compatibility/2006" xmlns:aink="http://schemas.microsoft.com/office/drawing/2016/ink" xmlns:am3d="http://schemas.microsoft.com/office/drawing/2017/model3d" xmlns:o="urn:schemas-microsoft-com:office:office" xmlns:oel="http://schemas.microsoft.com/office/2019/extlst" xmlns:r="http://schemas.openxmlformats.org/officeDocument/2006/relationships" xmlns:m="http://schemas.openxmlformats.org/officeDocument/2006/math" xmlns:v="urn:schemas-microsoft-com:vml" xmlns:wp14="http://schemas.microsoft.com/office/word/2010/wordprocessingDrawing" xmlns:wp="http://schemas.openxmlformats.org/drawingml/2006/wordprocessingDrawing" xmlns:w10="urn:schemas-microsoft-com:office:word" xmlns:w="http://schemas.openxmlformats.org/wordprocessingml/2006/main" xmlns:w14="http://schemas.microsoft.com/office/word/2010/wordml" xmlns:w15="http://schemas.microsoft.com/office/word/2012/wordml" xmlns:w16cex="http://schemas.microsoft.com/office/word/2018/wordml/cex" xmlns:w16cid="http://schemas.microsoft.com/office/word/2016/wordml/cid" xmlns:w16="http://schemas.microsoft.com/office/word/2018/wordml" xmlns:w16sdtdh="http://schemas.microsoft.com/office/word/2020/wordml/sdtdatahash" xmlns:w16se="http://schemas.microsoft.com/office/word/2015/wordml/symex" xmlns:wpg="http://schemas.microsoft.com/office/word/2010/wordprocessingGroup" xmlns:wpi="http://schemas.microsoft.com/office/word/2010/wordprocessingInk" xmlns:wne="http://schemas.microsoft.com/office/word/2006/wordml" xmlns:wps="http://schemas.microsoft.com/office/word/2010/wordprocessingShape" mc:Ignorable="w14 w15 w16se w16cid w16 w16cex w16sdtdh wp14">
+  <w15:person w15:author="Haider Alhabibi">
+    <w15:presenceInfo w15:providerId="AD" w15:userId="S::Haider.AlHabibi@energy.ca.gov::9decb8d2-95ad-4b7d-9bf6-d4373f69254c"/>
+  </w15:person>
+</w15:people>
 </file>
 
 <file path=word/styles.xml><?xml version="1.0" encoding="utf-8"?>
@@ -13520,6 +13508,16 @@
       </w:tblBorders>
     </w:tblPr>
   </w:style>
+  <w:style w:type="paragraph" w:styleId="Revision">
+    <w:name w:val="Revision"/>
+    <w:hidden/>
+    <w:uiPriority w:val="99"/>
+    <w:semiHidden/>
+    <w:rsid w:val="0094728B"/>
+    <w:pPr>
+      <w:spacing w:after="0" w:line="240" w:lineRule="auto"/>
+    </w:pPr>
+  </w:style>
 </w:styles>
 </file>
 
@@ -13819,40 +13817,8 @@
 </file>
 
 <file path=customXml/item1.xml><?xml version="1.0" encoding="utf-8"?>
-<?mso-contentType ?>
-<FormTemplates xmlns="http://schemas.microsoft.com/sharepoint/v3/contenttype/forms">
-  <Display>DocumentLibraryForm</Display>
-  <Edit>DocumentLibraryForm</Edit>
-  <New>DocumentLibraryForm</New>
-</FormTemplates>
-</file>
-
-<file path=customXml/item2.xml><?xml version="1.0" encoding="utf-8"?>
-<p:properties xmlns:p="http://schemas.microsoft.com/office/2006/metadata/properties" xmlns:xsi="http://www.w3.org/2001/XMLSchema-instance" xmlns:pc="http://schemas.microsoft.com/office/infopath/2007/PartnerControls">
-  <documentManagement>
-    <b26d xmlns="785685f2-c2e1-4352-89aa-3faca8eaba52" xsi:nil="true"/>
-    <DateCCOReviewed xmlns="785685f2-c2e1-4352-89aa-3faca8eaba52" xsi:nil="true"/>
-    <oawc xmlns="785685f2-c2e1-4352-89aa-3faca8eaba52" xsi:nil="true"/>
-    <sipv xmlns="785685f2-c2e1-4352-89aa-3faca8eaba52" xsi:nil="true"/>
-    <_x0074_mv6 xmlns="785685f2-c2e1-4352-89aa-3faca8eaba52">
-      <UserInfo>
-        <DisplayName/>
-        <AccountId xsi:nil="true"/>
-        <AccountType/>
-      </UserInfo>
-    </_x0074_mv6>
-    <CCOReviewr xmlns="785685f2-c2e1-4352-89aa-3faca8eaba52" xsi:nil="true"/>
-  </documentManagement>
-</p:properties>
-</file>
-
-<file path=customXml/item3.xml><?xml version="1.0" encoding="utf-8"?>
-<b:Sources xmlns:b="http://schemas.openxmlformats.org/officeDocument/2006/bibliography" xmlns="http://schemas.openxmlformats.org/officeDocument/2006/bibliography" SelectedStyle="\APASixthEditionOfficeOnline.xsl" StyleName="APA" Version="6"/>
-</file>
-
-<file path=customXml/item4.xml><?xml version="1.0" encoding="utf-8"?>
-<ct:contentTypeSchema xmlns:ct="http://schemas.microsoft.com/office/2006/metadata/contentType" xmlns:ma="http://schemas.microsoft.com/office/2006/metadata/properties/metaAttributes" ct:_="" ma:_="" ma:contentTypeName="Document" ma:contentTypeID="0x01010061DC9A153AAEEE45BACE06E01F8272AC" ma:contentTypeVersion="17" ma:contentTypeDescription="Create a new document." ma:contentTypeScope="" ma:versionID="fc2579ad1970445b0ba1f5954956792b">
-  <xsd:schema xmlns:xsd="http://www.w3.org/2001/XMLSchema" xmlns:xs="http://www.w3.org/2001/XMLSchema" xmlns:p="http://schemas.microsoft.com/office/2006/metadata/properties" xmlns:ns2="785685f2-c2e1-4352-89aa-3faca8eaba52" xmlns:ns3="5067c814-4b34-462c-a21d-c185ff6548d2" targetNamespace="http://schemas.microsoft.com/office/2006/metadata/properties" ma:root="true" ma:fieldsID="864106e033a537969187528b3c0914e2" ns2:_="" ns3:_="">
+<ct:contentTypeSchema xmlns:ct="http://schemas.microsoft.com/office/2006/metadata/contentType" xmlns:ma="http://schemas.microsoft.com/office/2006/metadata/properties/metaAttributes" ct:_="" ma:_="" ma:contentTypeName="Document" ma:contentTypeID="0x01010061DC9A153AAEEE45BACE06E01F8272AC" ma:contentTypeVersion="22" ma:contentTypeDescription="Create a new document." ma:contentTypeScope="" ma:versionID="f385d176d2edce8649242d2577021922">
+  <xsd:schema xmlns:xsd="http://www.w3.org/2001/XMLSchema" xmlns:xs="http://www.w3.org/2001/XMLSchema" xmlns:p="http://schemas.microsoft.com/office/2006/metadata/properties" xmlns:ns2="785685f2-c2e1-4352-89aa-3faca8eaba52" xmlns:ns3="5067c814-4b34-462c-a21d-c185ff6548d2" targetNamespace="http://schemas.microsoft.com/office/2006/metadata/properties" ma:root="true" ma:fieldsID="d524efdc8979a7138db3d9a62e6dc8ef" ns2:_="" ns3:_="">
     <xsd:import namespace="785685f2-c2e1-4352-89aa-3faca8eaba52"/>
     <xsd:import namespace="5067c814-4b34-462c-a21d-c185ff6548d2"/>
     <xsd:element name="properties">
@@ -13878,6 +13844,10 @@
                 <xsd:element ref="ns2:MediaServiceEventHashCode" minOccurs="0"/>
                 <xsd:element ref="ns2:MediaLengthInSeconds" minOccurs="0"/>
                 <xsd:element ref="ns2:MediaServiceLocation" minOccurs="0"/>
+                <xsd:element ref="ns2:lcf76f155ced4ddcb4097134ff3c332f" minOccurs="0"/>
+                <xsd:element ref="ns3:TaxCatchAll" minOccurs="0"/>
+                <xsd:element ref="ns2:MediaServiceObjectDetectorVersions" minOccurs="0"/>
+                <xsd:element ref="ns2:MediaServiceSearchProperties" minOccurs="0"/>
               </xsd:all>
             </xsd:complexType>
           </xsd:element>
@@ -13983,6 +13953,23 @@
         <xsd:restriction base="dms:Text"/>
       </xsd:simpleType>
     </xsd:element>
+    <xsd:element name="lcf76f155ced4ddcb4097134ff3c332f" ma:index="26" nillable="true" ma:taxonomy="true" ma:internalName="lcf76f155ced4ddcb4097134ff3c332f" ma:taxonomyFieldName="MediaServiceImageTags" ma:displayName="Image Tags" ma:readOnly="false" ma:fieldId="{5cf76f15-5ced-4ddc-b409-7134ff3c332f}" ma:taxonomyMulti="true" ma:sspId="96df981b-247c-4b11-954d-40cb19519683" ma:termSetId="09814cd3-568e-fe90-9814-8d621ff8fb84" ma:anchorId="fba54fb3-c3e1-fe81-a776-ca4b69148c4d" ma:open="true" ma:isKeyword="false">
+      <xsd:complexType>
+        <xsd:sequence>
+          <xsd:element ref="pc:Terms" minOccurs="0" maxOccurs="1"/>
+        </xsd:sequence>
+      </xsd:complexType>
+    </xsd:element>
+    <xsd:element name="MediaServiceObjectDetectorVersions" ma:index="28" nillable="true" ma:displayName="MediaServiceObjectDetectorVersions" ma:hidden="true" ma:indexed="true" ma:internalName="MediaServiceObjectDetectorVersions" ma:readOnly="true">
+      <xsd:simpleType>
+        <xsd:restriction base="dms:Text"/>
+      </xsd:simpleType>
+    </xsd:element>
+    <xsd:element name="MediaServiceSearchProperties" ma:index="29" nillable="true" ma:displayName="MediaServiceSearchProperties" ma:hidden="true" ma:internalName="MediaServiceSearchProperties" ma:readOnly="true">
+      <xsd:simpleType>
+        <xsd:restriction base="dms:Note"/>
+      </xsd:simpleType>
+    </xsd:element>
   </xsd:schema>
   <xsd:schema xmlns:xsd="http://www.w3.org/2001/XMLSchema" xmlns:xs="http://www.w3.org/2001/XMLSchema" xmlns:dms="http://schemas.microsoft.com/office/2006/documentManagement/types" xmlns:pc="http://schemas.microsoft.com/office/infopath/2007/PartnerControls" targetNamespace="5067c814-4b34-462c-a21d-c185ff6548d2" elementFormDefault="qualified">
     <xsd:import namespace="http://schemas.microsoft.com/office/2006/documentManagement/types"/>
@@ -14012,6 +13999,17 @@
           <xsd:maxLength value="255"/>
         </xsd:restriction>
       </xsd:simpleType>
+    </xsd:element>
+    <xsd:element name="TaxCatchAll" ma:index="27" nillable="true" ma:displayName="Taxonomy Catch All Column" ma:hidden="true" ma:list="{c93a3eb4-f9b2-4918-8a30-eb81fd3c8322}" ma:internalName="TaxCatchAll" ma:showField="CatchAllData" ma:web="5067c814-4b34-462c-a21d-c185ff6548d2">
+      <xsd:complexType>
+        <xsd:complexContent>
+          <xsd:extension base="dms:MultiChoiceLookup">
+            <xsd:sequence>
+              <xsd:element name="Value" type="dms:Lookup" maxOccurs="unbounded" minOccurs="0" nillable="true"/>
+            </xsd:sequence>
+          </xsd:extension>
+        </xsd:complexContent>
+      </xsd:complexType>
     </xsd:element>
   </xsd:schema>
   <xsd:schema xmlns="http://schemas.openxmlformats.org/package/2006/metadata/core-properties" xmlns:xsd="http://www.w3.org/2001/XMLSchema" xmlns:xsi="http://www.w3.org/2001/XMLSchema-instance" xmlns:dc="http://purl.org/dc/elements/1.1/" xmlns:dcterms="http://purl.org/dc/terms/" xmlns:odoc="http://schemas.microsoft.com/internal/obd" targetNamespace="http://schemas.openxmlformats.org/package/2006/metadata/core-properties" elementFormDefault="qualified" attributeFormDefault="unqualified" blockDefault="#all">
@@ -14113,41 +14111,44 @@
 </ct:contentTypeSchema>
 </file>
 
-<file path=customXml/itemProps1.xml><?xml version="1.0" encoding="utf-8"?>
-<ds:datastoreItem xmlns:ds="http://schemas.openxmlformats.org/officeDocument/2006/customXml" ds:itemID="{8B12CA01-9D19-4D45-BF9F-637E581A0DB9}">
-  <ds:schemaRefs>
-    <ds:schemaRef ds:uri="http://schemas.microsoft.com/sharepoint/v3/contenttype/forms"/>
-  </ds:schemaRefs>
-</ds:datastoreItem>
+<file path=customXml/item2.xml><?xml version="1.0" encoding="utf-8"?>
+<b:Sources xmlns:b="http://schemas.openxmlformats.org/officeDocument/2006/bibliography" xmlns="http://schemas.openxmlformats.org/officeDocument/2006/bibliography" SelectedStyle="\APASixthEditionOfficeOnline.xsl" StyleName="APA" Version="6"/>
 </file>
 
-<file path=customXml/itemProps2.xml><?xml version="1.0" encoding="utf-8"?>
-<ds:datastoreItem xmlns:ds="http://schemas.openxmlformats.org/officeDocument/2006/customXml" ds:itemID="{B5CC1F45-72C3-44FF-9552-AFA26AE9E2EE}">
-  <ds:schemaRefs>
-    <ds:schemaRef ds:uri="http://schemas.microsoft.com/office/2006/documentManagement/types"/>
-    <ds:schemaRef ds:uri="http://schemas.microsoft.com/office/infopath/2007/PartnerControls"/>
-    <ds:schemaRef ds:uri="http://www.w3.org/XML/1998/namespace"/>
-    <ds:schemaRef ds:uri="http://purl.org/dc/elements/1.1/"/>
-    <ds:schemaRef ds:uri="5067c814-4b34-462c-a21d-c185ff6548d2"/>
-    <ds:schemaRef ds:uri="http://purl.org/dc/terms/"/>
-    <ds:schemaRef ds:uri="http://purl.org/dc/dcmitype/"/>
-    <ds:schemaRef ds:uri="http://schemas.openxmlformats.org/package/2006/metadata/core-properties"/>
-    <ds:schemaRef ds:uri="785685f2-c2e1-4352-89aa-3faca8eaba52"/>
-    <ds:schemaRef ds:uri="http://schemas.microsoft.com/office/2006/metadata/properties"/>
-  </ds:schemaRefs>
-</ds:datastoreItem>
+<file path=customXml/item3.xml><?xml version="1.0" encoding="utf-8"?>
+<p:properties xmlns:p="http://schemas.microsoft.com/office/2006/metadata/properties" xmlns:xsi="http://www.w3.org/2001/XMLSchema-instance" xmlns:pc="http://schemas.microsoft.com/office/infopath/2007/PartnerControls">
+  <documentManagement>
+    <b26d xmlns="785685f2-c2e1-4352-89aa-3faca8eaba52" xsi:nil="true"/>
+    <DateCCOReviewed xmlns="785685f2-c2e1-4352-89aa-3faca8eaba52" xsi:nil="true"/>
+    <oawc xmlns="785685f2-c2e1-4352-89aa-3faca8eaba52" xsi:nil="true"/>
+    <sipv xmlns="785685f2-c2e1-4352-89aa-3faca8eaba52" xsi:nil="true"/>
+    <_x0074_mv6 xmlns="785685f2-c2e1-4352-89aa-3faca8eaba52">
+      <UserInfo>
+        <DisplayName/>
+        <AccountId xsi:nil="true"/>
+        <AccountType/>
+      </UserInfo>
+    </_x0074_mv6>
+    <CCOReviewr xmlns="785685f2-c2e1-4352-89aa-3faca8eaba52" xsi:nil="true"/>
+    <TaxCatchAll xmlns="5067c814-4b34-462c-a21d-c185ff6548d2" xsi:nil="true"/>
+    <lcf76f155ced4ddcb4097134ff3c332f xmlns="785685f2-c2e1-4352-89aa-3faca8eaba52">
+      <Terms xmlns="http://schemas.microsoft.com/office/infopath/2007/PartnerControls"/>
+    </lcf76f155ced4ddcb4097134ff3c332f>
+  </documentManagement>
+</p:properties>
 </file>
 
-<file path=customXml/itemProps3.xml><?xml version="1.0" encoding="utf-8"?>
-<ds:datastoreItem xmlns:ds="http://schemas.openxmlformats.org/officeDocument/2006/customXml" ds:itemID="{687C6260-6404-490D-9DC8-A96DCF307193}">
-  <ds:schemaRefs>
-    <ds:schemaRef ds:uri="http://schemas.openxmlformats.org/officeDocument/2006/bibliography"/>
-  </ds:schemaRefs>
-</ds:datastoreItem>
+<file path=customXml/item4.xml><?xml version="1.0" encoding="utf-8"?>
+<?mso-contentType ?>
+<FormTemplates xmlns="http://schemas.microsoft.com/sharepoint/v3/contenttype/forms">
+  <Display>DocumentLibraryForm</Display>
+  <Edit>DocumentLibraryForm</Edit>
+  <New>DocumentLibraryForm</New>
+</FormTemplates>
 </file>
 
-<file path=customXml/itemProps4.xml><?xml version="1.0" encoding="utf-8"?>
-<ds:datastoreItem xmlns:ds="http://schemas.openxmlformats.org/officeDocument/2006/customXml" ds:itemID="{02EC0853-ACB3-48D9-B9F1-282875CF0F8B}">
+<file path=customXml/itemProps1.xml><?xml version="1.0" encoding="utf-8"?>
+<ds:datastoreItem xmlns:ds="http://schemas.openxmlformats.org/officeDocument/2006/customXml" ds:itemID="{226686B5-E22A-4643-B69C-7E8CF80EC37E}">
   <ds:schemaRefs>
     <ds:schemaRef ds:uri="http://schemas.microsoft.com/office/2006/metadata/contentType"/>
     <ds:schemaRef ds:uri="http://schemas.microsoft.com/office/2006/metadata/properties/metaAttributes"/>
@@ -14163,4 +14164,37 @@
     <ds:schemaRef ds:uri="http://schemas.microsoft.com/internal/obd"/>
   </ds:schemaRefs>
 </ds:datastoreItem>
+</file>
+
+<file path=customXml/itemProps2.xml><?xml version="1.0" encoding="utf-8"?>
+<ds:datastoreItem xmlns:ds="http://schemas.openxmlformats.org/officeDocument/2006/customXml" ds:itemID="{687C6260-6404-490D-9DC8-A96DCF307193}">
+  <ds:schemaRefs>
+    <ds:schemaRef ds:uri="http://schemas.openxmlformats.org/officeDocument/2006/bibliography"/>
+  </ds:schemaRefs>
+</ds:datastoreItem>
+</file>
+
+<file path=customXml/itemProps3.xml><?xml version="1.0" encoding="utf-8"?>
+<ds:datastoreItem xmlns:ds="http://schemas.openxmlformats.org/officeDocument/2006/customXml" ds:itemID="{B5CC1F45-72C3-44FF-9552-AFA26AE9E2EE}">
+  <ds:schemaRefs>
+    <ds:schemaRef ds:uri="785685f2-c2e1-4352-89aa-3faca8eaba52"/>
+    <ds:schemaRef ds:uri="http://schemas.microsoft.com/office/2006/documentManagement/types"/>
+    <ds:schemaRef ds:uri="5067c814-4b34-462c-a21d-c185ff6548d2"/>
+    <ds:schemaRef ds:uri="http://schemas.microsoft.com/office/2006/metadata/properties"/>
+    <ds:schemaRef ds:uri="http://schemas.openxmlformats.org/package/2006/metadata/core-properties"/>
+    <ds:schemaRef ds:uri="http://schemas.microsoft.com/office/infopath/2007/PartnerControls"/>
+    <ds:schemaRef ds:uri="http://purl.org/dc/terms/"/>
+    <ds:schemaRef ds:uri="http://purl.org/dc/elements/1.1/"/>
+    <ds:schemaRef ds:uri="http://purl.org/dc/dcmitype/"/>
+    <ds:schemaRef ds:uri="http://www.w3.org/XML/1998/namespace"/>
+  </ds:schemaRefs>
+</ds:datastoreItem>
+</file>
+
+<file path=customXml/itemProps4.xml><?xml version="1.0" encoding="utf-8"?>
+<ds:datastoreItem xmlns:ds="http://schemas.openxmlformats.org/officeDocument/2006/customXml" ds:itemID="{8B12CA01-9D19-4D45-BF9F-637E581A0DB9}">
+  <ds:schemaRefs>
+    <ds:schemaRef ds:uri="http://schemas.microsoft.com/sharepoint/v3/contenttype/forms"/>
+  </ds:schemaRefs>
+</ds:datastoreItem>
 </file>